--- a/pa/PA0/PA0-ProjectIdea-TeamContract.docx
+++ b/pa/PA0/PA0-ProjectIdea-TeamContract.docx
@@ -3914,7 +3914,25 @@
           <w:szCs w:val="22"/>
           <w:lang w:val="en-US" w:eastAsia="en-US" w:bidi="ar-SA"/>
         </w:rPr>
-        <w:t xml:space="preserve"> CampusHub là một nền tảng web tìm kiếm đồ thất lạc dành cho nhiều trường đại học, giúp sinh viên báo cáo các món đồ bị mất hoặc nhặt được, tìm kiếm các món đồ trùng khớp trên các trường tham gia và kết nối lại đồ vật thất lạc với chủ nhân của chúng.</w:t>
+        <w:t xml:space="preserve"> CampusHub là một nền tảng web tìm kiếm đồ thất lạc dành cho </w:t>
+      </w:r>
+      <w:r>
+        <w:rPr>
+          <w:rFonts w:hint="default" w:cs="Segoe UI"/>
+          <w:sz w:val="24"/>
+          <w:szCs w:val="22"/>
+          <w:lang w:val="en-US" w:eastAsia="en-US" w:bidi="ar-SA"/>
+        </w:rPr>
+        <w:t>trường đại học Khoa học Tự nhiên</w:t>
+      </w:r>
+      <w:r>
+        <w:rPr>
+          <w:rFonts w:hint="default" w:ascii="Segoe UI" w:hAnsi="Segoe UI" w:cs="Segoe UI" w:eastAsiaTheme="minorHAnsi"/>
+          <w:sz w:val="24"/>
+          <w:szCs w:val="22"/>
+          <w:lang w:val="en-US" w:eastAsia="en-US" w:bidi="ar-SA"/>
+        </w:rPr>
+        <w:t>, giúp sinh viên báo cáo các món đồ bị mất hoặc nhặt được, tìm kiếm các món đồ trùng khớp trên các trường tham gia và kết nối lại đồ vật thất lạc với chủ nhân của chúng.</w:t>
       </w:r>
     </w:p>
     <w:p>
@@ -4609,8 +4627,8 @@
       <w:tblGrid>
         <w:gridCol w:w="576"/>
         <w:gridCol w:w="2592"/>
-        <w:gridCol w:w="4752"/>
-        <w:gridCol w:w="1440"/>
+        <w:gridCol w:w="3834"/>
+        <w:gridCol w:w="2358"/>
       </w:tblGrid>
       <w:tr>
         <w:tblPrEx>
@@ -4679,7 +4697,7 @@
         </w:tc>
         <w:tc>
           <w:tcPr>
-            <w:tcW w:w="4752" w:type="dxa"/>
+            <w:tcW w:w="3834" w:type="dxa"/>
             <w:shd w:val="clear" w:color="auto" w:fill="548DD4"/>
           </w:tcPr>
           <w:p>
@@ -4703,7 +4721,7 @@
         </w:tc>
         <w:tc>
           <w:tcPr>
-            <w:tcW w:w="1440" w:type="dxa"/>
+            <w:tcW w:w="2358" w:type="dxa"/>
             <w:shd w:val="clear" w:color="auto" w:fill="548DD4"/>
           </w:tcPr>
           <w:p>
@@ -4790,7 +4808,7 @@
         </w:tc>
         <w:tc>
           <w:tcPr>
-            <w:tcW w:w="4752" w:type="dxa"/>
+            <w:tcW w:w="3834" w:type="dxa"/>
           </w:tcPr>
           <w:p>
             <w:pPr>
@@ -4844,14 +4862,15 @@
         </w:tc>
         <w:tc>
           <w:tcPr>
-            <w:tcW w:w="1440" w:type="dxa"/>
-          </w:tcPr>
-          <w:p>
-            <w:pPr>
-              <w:spacing w:after="40"/>
-              <w:jc w:val="left"/>
-              <w:rPr>
-                <w:rFonts w:hint="default" w:ascii="Segoe UI" w:hAnsi="Segoe UI" w:cs="Segoe UI"/>
+            <w:tcW w:w="2358" w:type="dxa"/>
+          </w:tcPr>
+          <w:p>
+            <w:pPr>
+              <w:spacing w:after="40"/>
+              <w:jc w:val="left"/>
+              <w:rPr>
+                <w:rFonts w:hint="default" w:ascii="Segoe UI" w:hAnsi="Segoe UI" w:cs="Segoe UI"/>
+                <w:lang w:val="en-US"/>
               </w:rPr>
             </w:pPr>
             <w:r>
@@ -4923,13 +4942,13 @@
                 <w:sz w:val="22"/>
                 <w:szCs w:val="22"/>
               </w:rPr>
-              <w:t>Quản lý Báo cáo Mất/Nhặt đồ</w:t>
-            </w:r>
-          </w:p>
-        </w:tc>
-        <w:tc>
-          <w:tcPr>
-            <w:tcW w:w="4752" w:type="dxa"/>
+              <w:t>Đăng bài Báo cáo Mất / Nhặt đồ</w:t>
+            </w:r>
+          </w:p>
+        </w:tc>
+        <w:tc>
+          <w:tcPr>
+            <w:tcW w:w="3834" w:type="dxa"/>
           </w:tcPr>
           <w:p>
             <w:pPr>
@@ -4947,7 +4966,7 @@
                 <w:sz w:val="22"/>
                 <w:szCs w:val="22"/>
               </w:rPr>
-              <w:t>Tạo bài đăng chi tiết (tiêu đề, mô tả, danh mục, thời gian, hình ảnh, cơ sở trường) và theo dõi lịch sử bài đăng</w:t>
+              <w:t>Cho phép người dùng tạo bài đăng chi tiết khi bị mất hoặc nhặt được đồ (tiêu đề, hình ảnh, danh mục, thời gian, cơ sở/địa điểm, mô tả) và quản lý lịch sử bài đăng của mình</w:t>
             </w:r>
             <w:r>
               <w:rPr>
@@ -4963,7 +4982,7 @@
         </w:tc>
         <w:tc>
           <w:tcPr>
-            <w:tcW w:w="1440" w:type="dxa"/>
+            <w:tcW w:w="2358" w:type="dxa"/>
           </w:tcPr>
           <w:p>
             <w:pPr>
@@ -5033,40 +5052,54 @@
               <w:jc w:val="left"/>
               <w:rPr>
                 <w:rFonts w:hint="default" w:ascii="Segoe UI" w:hAnsi="Segoe UI" w:cs="Segoe UI"/>
-              </w:rPr>
-            </w:pPr>
-            <w:r>
-              <w:rPr>
-                <w:rStyle w:val="22"/>
+                <w:b/>
+                <w:bCs/>
+              </w:rPr>
+            </w:pPr>
+            <w:r>
+              <w:rPr>
+                <w:rFonts w:hint="default" w:ascii="Segoe UI" w:hAnsi="Segoe UI" w:eastAsia="sans-serif" w:cs="Segoe UI"/>
+                <w:b/>
+                <w:bCs/>
+                <w:color w:val="1F1F1F"/>
+                <w:sz w:val="22"/>
+                <w:szCs w:val="22"/>
+              </w:rPr>
+              <w:t>Bộ lọc</w:t>
+            </w:r>
+          </w:p>
+        </w:tc>
+        <w:tc>
+          <w:tcPr>
+            <w:tcW w:w="3834" w:type="dxa"/>
+          </w:tcPr>
+          <w:p>
+            <w:pPr>
+              <w:spacing w:after="40"/>
+              <w:jc w:val="left"/>
+              <w:rPr>
+                <w:rFonts w:hint="default" w:ascii="Segoe UI" w:hAnsi="Segoe UI" w:cs="Segoe UI"/>
+                <w:lang w:val="en-US"/>
+              </w:rPr>
+            </w:pPr>
+            <w:r>
+              <w:rPr>
                 <w:rFonts w:hint="default" w:ascii="Segoe UI" w:hAnsi="Segoe UI" w:eastAsia="sans-serif" w:cs="Segoe UI"/>
                 <w:color w:val="1F1F1F"/>
                 <w:sz w:val="22"/>
                 <w:szCs w:val="22"/>
               </w:rPr>
-              <w:t>Tự động Quét thẻ Sinh viên (OCR)</w:t>
-            </w:r>
-          </w:p>
-        </w:tc>
-        <w:tc>
-          <w:tcPr>
-            <w:tcW w:w="4752" w:type="dxa"/>
-          </w:tcPr>
-          <w:p>
-            <w:pPr>
-              <w:spacing w:after="40"/>
-              <w:jc w:val="left"/>
-              <w:rPr>
-                <w:rFonts w:hint="default" w:ascii="Segoe UI" w:hAnsi="Segoe UI" w:cs="Segoe UI"/>
-              </w:rPr>
-            </w:pPr>
+              <w:t xml:space="preserve">Tìm kiếm theo từ khóa và lọc bài đăng đa chiều (theo </w:t>
+            </w:r>
             <w:r>
               <w:rPr>
                 <w:rFonts w:hint="default" w:ascii="Segoe UI" w:hAnsi="Segoe UI" w:eastAsia="sans-serif" w:cs="Segoe UI"/>
                 <w:color w:val="1F1F1F"/>
                 <w:sz w:val="22"/>
                 <w:szCs w:val="22"/>
-              </w:rPr>
-              <w:t>Tự động quét và trích xuất Mã số Sinh viên (MSSV) từ ảnh thẻ sinh viên, làm mờ thông tin nhạy cảm công khai và tự động gửi email thông báo trực tiếp đến chủ thẻ</w:t>
+                <w:lang w:val="en-US"/>
+              </w:rPr>
+              <w:t xml:space="preserve">cơ sở </w:t>
             </w:r>
             <w:r>
               <w:rPr>
@@ -5075,13 +5108,23 @@
                 <w:sz w:val="22"/>
                 <w:szCs w:val="22"/>
               </w:rPr>
+              <w:t>trường, danh mục vật phẩm, thời gian, trạng thái "Mất" / "Nhặt được")</w:t>
+            </w:r>
+            <w:r>
+              <w:rPr>
+                <w:rFonts w:hint="default" w:ascii="Segoe UI" w:hAnsi="Segoe UI" w:eastAsia="sans-serif" w:cs="Segoe UI"/>
+                <w:color w:val="1F1F1F"/>
+                <w:sz w:val="22"/>
+                <w:szCs w:val="22"/>
+                <w:lang w:val="en-US"/>
+              </w:rPr>
               <w:t>.</w:t>
             </w:r>
           </w:p>
         </w:tc>
         <w:tc>
           <w:tcPr>
-            <w:tcW w:w="1440" w:type="dxa"/>
+            <w:tcW w:w="2358" w:type="dxa"/>
           </w:tcPr>
           <w:p>
             <w:pPr>
@@ -5094,10 +5137,10 @@
             </w:pPr>
             <w:r>
               <w:rPr>
-                <w:rFonts w:hint="default" w:cs="Segoe UI"/>
+                <w:rFonts w:hint="default" w:ascii="Segoe UI" w:hAnsi="Segoe UI" w:cs="Segoe UI"/>
                 <w:lang w:val="en-US"/>
               </w:rPr>
-              <w:t>No</w:t>
+              <w:t>Yes</w:t>
             </w:r>
           </w:p>
         </w:tc>
@@ -5161,20 +5204,21 @@
                 <w:sz w:val="22"/>
                 <w:szCs w:val="22"/>
               </w:rPr>
-              <w:t>Bộ lọc</w:t>
-            </w:r>
-          </w:p>
-        </w:tc>
-        <w:tc>
-          <w:tcPr>
-            <w:tcW w:w="4752" w:type="dxa"/>
-          </w:tcPr>
-          <w:p>
-            <w:pPr>
-              <w:spacing w:after="40"/>
-              <w:jc w:val="left"/>
-              <w:rPr>
-                <w:rFonts w:hint="default" w:ascii="Segoe UI" w:hAnsi="Segoe UI" w:cs="Segoe UI"/>
+              <w:t>Quy trình Xác minh &amp; Nhận đồ An toàn</w:t>
+            </w:r>
+          </w:p>
+        </w:tc>
+        <w:tc>
+          <w:tcPr>
+            <w:tcW w:w="3834" w:type="dxa"/>
+          </w:tcPr>
+          <w:p>
+            <w:pPr>
+              <w:spacing w:after="40"/>
+              <w:jc w:val="left"/>
+              <w:rPr>
+                <w:rFonts w:hint="default" w:ascii="Segoe UI" w:hAnsi="Segoe UI" w:cs="Segoe UI"/>
+                <w:lang w:val="en-US"/>
               </w:rPr>
             </w:pPr>
             <w:r>
@@ -5184,41 +5228,23 @@
                 <w:sz w:val="22"/>
                 <w:szCs w:val="22"/>
               </w:rPr>
-              <w:t xml:space="preserve">Hỗ trợ tìm kiếm theo từ khóa và lọc dữ liệu đa chiều </w:t>
-            </w:r>
-            <w:r>
-              <w:rPr>
-                <w:rFonts w:hint="default" w:eastAsia="sans-serif" w:cs="Segoe UI"/>
+              <w:t>Cung cấp luồng gửi yêu cầu nhận đồ (Claim Workflow); yêu cầu trả lời câu hỏi bảo mật hoặc cung cấp bằng chứng trước khi mở khóa thông tin liên hệ để chống "nhận vơ"</w:t>
+            </w:r>
+            <w:r>
+              <w:rPr>
+                <w:rFonts w:hint="default" w:ascii="Segoe UI" w:hAnsi="Segoe UI" w:eastAsia="sans-serif" w:cs="Segoe UI"/>
                 <w:color w:val="1F1F1F"/>
                 <w:sz w:val="22"/>
                 <w:szCs w:val="22"/>
                 <w:lang w:val="en-US"/>
               </w:rPr>
-              <w:t xml:space="preserve">(theo </w:t>
-            </w:r>
-            <w:r>
-              <w:rPr>
-                <w:rFonts w:hint="default" w:ascii="Segoe UI" w:hAnsi="Segoe UI" w:eastAsia="sans-serif" w:cs="Segoe UI"/>
-                <w:color w:val="1F1F1F"/>
-                <w:sz w:val="22"/>
-                <w:szCs w:val="22"/>
-              </w:rPr>
-              <w:t>danh mục vật phẩm, thời gian, trạng thái)</w:t>
-            </w:r>
-            <w:r>
-              <w:rPr>
-                <w:rFonts w:hint="default" w:ascii="Segoe UI" w:hAnsi="Segoe UI" w:eastAsia="sans-serif" w:cs="Segoe UI"/>
-                <w:color w:val="1F1F1F"/>
-                <w:sz w:val="22"/>
-                <w:szCs w:val="22"/>
-              </w:rPr>
               <w:t>.</w:t>
             </w:r>
           </w:p>
         </w:tc>
         <w:tc>
           <w:tcPr>
-            <w:tcW w:w="1440" w:type="dxa"/>
+            <w:tcW w:w="2358" w:type="dxa"/>
           </w:tcPr>
           <w:p>
             <w:pPr>
@@ -5231,7 +5257,7 @@
             </w:pPr>
             <w:r>
               <w:rPr>
-                <w:rFonts w:hint="default" w:cs="Segoe UI"/>
+                <w:rFonts w:hint="default" w:ascii="Segoe UI" w:hAnsi="Segoe UI" w:cs="Segoe UI"/>
                 <w:lang w:val="en-US"/>
               </w:rPr>
               <w:t>Yes</w:t>
@@ -5298,20 +5324,22 @@
                 <w:sz w:val="22"/>
                 <w:szCs w:val="22"/>
               </w:rPr>
-              <w:t>Đối sánh Thông minh (AI Smart Matching)</w:t>
-            </w:r>
-          </w:p>
-        </w:tc>
-        <w:tc>
-          <w:tcPr>
-            <w:tcW w:w="4752" w:type="dxa"/>
-          </w:tcPr>
-          <w:p>
-            <w:pPr>
-              <w:spacing w:after="40"/>
-              <w:jc w:val="left"/>
-              <w:rPr>
-                <w:rFonts w:hint="default" w:ascii="Segoe UI" w:hAnsi="Segoe UI" w:cs="Segoe UI"/>
+              <w:t>Quản trị Nền tảng &amp; Kiểm duyệt</w:t>
+            </w:r>
+          </w:p>
+        </w:tc>
+        <w:tc>
+          <w:tcPr>
+            <w:tcW w:w="3834" w:type="dxa"/>
+            <w:vAlign w:val="top"/>
+          </w:tcPr>
+          <w:p>
+            <w:pPr>
+              <w:spacing w:after="40"/>
+              <w:jc w:val="left"/>
+              <w:rPr>
+                <w:rFonts w:hint="default" w:ascii="Segoe UI" w:hAnsi="Segoe UI" w:cs="Segoe UI"/>
+                <w:lang w:val="en-US"/>
               </w:rPr>
             </w:pPr>
             <w:r>
@@ -5321,7 +5349,7 @@
                 <w:sz w:val="22"/>
                 <w:szCs w:val="22"/>
               </w:rPr>
-              <w:t>Tự động phân tích ngữ nghĩa, tính tỷ lệ trùng khớp (%) giữa bài đăng "Mất đồ" và "Nhặt đồ" để gửi gợi ý cho các bên liên quan</w:t>
+              <w:t>Công cụ dành cho Admin để kiểm duyệt/gỡ bài đăng sai sự thật, khóa tài khoản vi phạm, quản lý danh mục và duyệt yêu cầu thêm trường đại học mới</w:t>
             </w:r>
             <w:r>
               <w:rPr>
@@ -5329,6 +5357,7 @@
                 <w:color w:val="1F1F1F"/>
                 <w:sz w:val="22"/>
                 <w:szCs w:val="22"/>
+                <w:lang w:val="en-US"/>
               </w:rPr>
               <w:t>.</w:t>
             </w:r>
@@ -5336,7 +5365,7 @@
         </w:tc>
         <w:tc>
           <w:tcPr>
-            <w:tcW w:w="1440" w:type="dxa"/>
+            <w:tcW w:w="2358" w:type="dxa"/>
           </w:tcPr>
           <w:p>
             <w:pPr>
@@ -5352,7 +5381,7 @@
                 <w:rFonts w:hint="default" w:ascii="Segoe UI" w:hAnsi="Segoe UI" w:cs="Segoe UI"/>
                 <w:lang w:val="en-US"/>
               </w:rPr>
-              <w:t>No</w:t>
+              <w:t>Yes</w:t>
             </w:r>
           </w:p>
         </w:tc>
@@ -5416,20 +5445,21 @@
                 <w:sz w:val="22"/>
                 <w:szCs w:val="22"/>
               </w:rPr>
-              <w:t>Bản đồ Khuôn viên Trực quan</w:t>
-            </w:r>
-          </w:p>
-        </w:tc>
-        <w:tc>
-          <w:tcPr>
-            <w:tcW w:w="4752" w:type="dxa"/>
-          </w:tcPr>
-          <w:p>
-            <w:pPr>
-              <w:spacing w:after="40"/>
-              <w:jc w:val="left"/>
-              <w:rPr>
-                <w:rFonts w:hint="default" w:ascii="Segoe UI" w:hAnsi="Segoe UI" w:cs="Segoe UI"/>
+              <w:t>Tự động Quét thẻ Sinh viên (OCR)</w:t>
+            </w:r>
+          </w:p>
+        </w:tc>
+        <w:tc>
+          <w:tcPr>
+            <w:tcW w:w="3834" w:type="dxa"/>
+          </w:tcPr>
+          <w:p>
+            <w:pPr>
+              <w:spacing w:after="40"/>
+              <w:jc w:val="left"/>
+              <w:rPr>
+                <w:rFonts w:hint="default" w:ascii="Segoe UI" w:hAnsi="Segoe UI" w:cs="Segoe UI"/>
+                <w:lang w:val="en-US"/>
               </w:rPr>
             </w:pPr>
             <w:r>
@@ -5439,38 +5469,193 @@
                 <w:sz w:val="22"/>
                 <w:szCs w:val="22"/>
               </w:rPr>
-              <w:t>Tích hợp bản đồ trực quan cho phép thả ghim (drop pin) vị trí rơi hoặc nhặt được đồ theo từng khu vực cụ thể (Thư viện, Căng-tin, Khu tự học)</w:t>
-            </w:r>
+              <w:t>Tự động trích xuất MSSV từ ảnh thẻ sinh viên tải lên bài đăng, tự động mờ thông tin riêng tư và gửi email thông báo trực tiếp đến chính chủ thẻ</w:t>
+            </w:r>
+            <w:r>
+              <w:rPr>
+                <w:rFonts w:hint="default" w:eastAsia="sans-serif" w:cs="Segoe UI"/>
+                <w:color w:val="1F1F1F"/>
+                <w:sz w:val="22"/>
+                <w:szCs w:val="22"/>
+                <w:lang w:val="en-US"/>
+              </w:rPr>
+              <w:t xml:space="preserve"> </w:t>
+            </w:r>
+            <w:r>
+              <w:rPr>
+                <w:rFonts w:hint="default" w:eastAsia="sans-serif" w:cs="Segoe UI"/>
+                <w:color w:val="1F1F1F"/>
+                <w:sz w:val="22"/>
+                <w:szCs w:val="22"/>
+                <w:lang w:val="en-US"/>
+              </w:rPr>
+              <w:fldChar w:fldCharType="begin"/>
+            </w:r>
+            <w:r>
+              <w:rPr>
+                <w:rFonts w:hint="default" w:eastAsia="sans-serif" w:cs="Segoe UI"/>
+                <w:color w:val="1F1F1F"/>
+                <w:sz w:val="22"/>
+                <w:szCs w:val="22"/>
+                <w:lang w:val="en-US"/>
+              </w:rPr>
+              <w:instrText xml:space="preserve"> HYPERLINK "mailto:(MSSV@student.hcmus.edu.vn" </w:instrText>
+            </w:r>
+            <w:r>
+              <w:rPr>
+                <w:rFonts w:hint="default" w:eastAsia="sans-serif" w:cs="Segoe UI"/>
+                <w:color w:val="1F1F1F"/>
+                <w:sz w:val="22"/>
+                <w:szCs w:val="22"/>
+                <w:lang w:val="en-US"/>
+              </w:rPr>
+              <w:fldChar w:fldCharType="separate"/>
+            </w:r>
+            <w:r>
+              <w:rPr>
+                <w:rFonts w:hint="default"/>
+                <w:lang w:val="en-US"/>
+              </w:rPr>
+              <w:t xml:space="preserve">( </w:t>
+            </w:r>
+            <w:r>
+              <w:rPr>
+                <w:rStyle w:val="21"/>
+                <w:rFonts w:hint="default" w:eastAsia="sans-serif" w:cs="Segoe UI"/>
+                <w:sz w:val="22"/>
+                <w:szCs w:val="22"/>
+                <w:lang w:val="en-US"/>
+              </w:rPr>
+              <w:t>MSSV@student.hcmus.edu.vn</w:t>
+            </w:r>
+            <w:r>
+              <w:rPr>
+                <w:rFonts w:hint="default" w:eastAsia="sans-serif" w:cs="Segoe UI"/>
+                <w:color w:val="1F1F1F"/>
+                <w:sz w:val="22"/>
+                <w:szCs w:val="22"/>
+                <w:lang w:val="en-US"/>
+              </w:rPr>
+              <w:fldChar w:fldCharType="end"/>
+            </w:r>
+            <w:r>
+              <w:rPr>
+                <w:rFonts w:hint="default" w:eastAsia="sans-serif" w:cs="Segoe UI"/>
+                <w:color w:val="1F1F1F"/>
+                <w:sz w:val="22"/>
+                <w:szCs w:val="22"/>
+                <w:lang w:val="en-US"/>
+              </w:rPr>
+              <w:t xml:space="preserve"> cho tài khoản từ 2024 trở về trước)</w:t>
+            </w:r>
+          </w:p>
+        </w:tc>
+        <w:tc>
+          <w:tcPr>
+            <w:tcW w:w="2358" w:type="dxa"/>
+          </w:tcPr>
+          <w:p>
+            <w:pPr>
+              <w:spacing w:after="40"/>
+              <w:jc w:val="left"/>
+              <w:rPr>
+                <w:rFonts w:hint="default" w:ascii="Segoe UI" w:hAnsi="Segoe UI" w:cs="Segoe UI"/>
+                <w:lang w:val="en-US"/>
+              </w:rPr>
+            </w:pPr>
             <w:r>
               <w:rPr>
                 <w:rFonts w:hint="default" w:ascii="Segoe UI" w:hAnsi="Segoe UI" w:eastAsia="sans-serif" w:cs="Segoe UI"/>
                 <w:color w:val="1F1F1F"/>
                 <w:sz w:val="22"/>
                 <w:szCs w:val="22"/>
-              </w:rPr>
-              <w:t>.</w:t>
-            </w:r>
-          </w:p>
-        </w:tc>
-        <w:tc>
-          <w:tcPr>
-            <w:tcW w:w="1440" w:type="dxa"/>
-          </w:tcPr>
-          <w:p>
-            <w:pPr>
-              <w:spacing w:after="40"/>
-              <w:jc w:val="left"/>
-              <w:rPr>
-                <w:rFonts w:hint="default" w:ascii="Segoe UI" w:hAnsi="Segoe UI" w:cs="Segoe UI"/>
                 <w:lang w:val="en-US"/>
               </w:rPr>
-            </w:pPr>
-            <w:r>
-              <w:rPr>
-                <w:rFonts w:hint="default" w:ascii="Segoe UI" w:hAnsi="Segoe UI" w:cs="Segoe UI"/>
+              <w:t xml:space="preserve">No (Do MSSV từ 2025 theo dạng </w:t>
+            </w:r>
+            <w:r>
+              <w:rPr>
+                <w:rFonts w:hint="default" w:ascii="Segoe UI" w:hAnsi="Segoe UI" w:eastAsia="sans-serif" w:cs="Segoe UI"/>
+                <w:color w:val="1F1F1F"/>
+                <w:sz w:val="22"/>
+                <w:szCs w:val="22"/>
+              </w:rPr>
+              <w:t xml:space="preserve">[MSSV + 2 số cuối </w:t>
+            </w:r>
+            <w:r>
+              <w:rPr>
+                <w:rFonts w:hint="default" w:ascii="Segoe UI" w:hAnsi="Segoe UI" w:eastAsia="sans-serif" w:cs="Segoe UI"/>
+                <w:color w:val="1F1F1F"/>
+                <w:sz w:val="22"/>
+                <w:szCs w:val="22"/>
+              </w:rPr>
+              <w:fldChar w:fldCharType="begin"/>
+            </w:r>
+            <w:r>
+              <w:rPr>
+                <w:rFonts w:hint="default" w:ascii="Segoe UI" w:hAnsi="Segoe UI" w:eastAsia="sans-serif" w:cs="Segoe UI"/>
+                <w:color w:val="1F1F1F"/>
+                <w:sz w:val="22"/>
+                <w:szCs w:val="22"/>
+              </w:rPr>
+              <w:instrText xml:space="preserve"> HYPERLINK "mailto:CCCD]@student.hcmus.edu.vn" </w:instrText>
+            </w:r>
+            <w:r>
+              <w:rPr>
+                <w:rFonts w:hint="default" w:ascii="Segoe UI" w:hAnsi="Segoe UI" w:eastAsia="sans-serif" w:cs="Segoe UI"/>
+                <w:color w:val="1F1F1F"/>
+                <w:sz w:val="22"/>
+                <w:szCs w:val="22"/>
+              </w:rPr>
+              <w:fldChar w:fldCharType="separate"/>
+            </w:r>
+            <w:r>
+              <w:rPr>
+                <w:rFonts w:hint="default" w:ascii="Segoe UI" w:hAnsi="Segoe UI" w:eastAsia="sans-serif" w:cs="Segoe UI"/>
+                <w:color w:val="1F1F1F"/>
+                <w:sz w:val="22"/>
+                <w:szCs w:val="22"/>
+              </w:rPr>
+              <w:t>CCCD</w:t>
+            </w:r>
+            <w:r>
+              <w:rPr>
+                <w:rFonts w:hint="default" w:eastAsia="sans-serif" w:cs="Segoe UI"/>
+                <w:color w:val="1F1F1F"/>
+                <w:sz w:val="22"/>
+                <w:szCs w:val="22"/>
                 <w:lang w:val="en-US"/>
               </w:rPr>
-              <w:t>No</w:t>
+              <w:t xml:space="preserve">] </w:t>
+            </w:r>
+            <w:r>
+              <w:rPr>
+                <w:rFonts w:hint="default" w:ascii="Segoe UI" w:hAnsi="Segoe UI" w:eastAsia="sans-serif" w:cs="Segoe UI"/>
+                <w:color w:val="1F1F1F"/>
+                <w:sz w:val="22"/>
+                <w:szCs w:val="22"/>
+              </w:rPr>
+              <w:fldChar w:fldCharType="end"/>
+            </w:r>
+            <w:r>
+              <w:rPr>
+                <w:rFonts w:hint="default" w:eastAsia="sans-serif" w:cs="Segoe UI"/>
+                <w:color w:val="1F1F1F"/>
+                <w:sz w:val="22"/>
+                <w:szCs w:val="22"/>
+                <w:lang w:val="en-US"/>
+              </w:rPr>
+              <w:t>thay cho [MSSV]</w:t>
+            </w:r>
+            <w:r>
+              <w:rPr>
+                <w:rFonts w:hint="default" w:ascii="Segoe UI" w:hAnsi="Segoe UI" w:eastAsia="sans-serif" w:cs="Segoe UI"/>
+                <w:color w:val="1F1F1F"/>
+                <w:sz w:val="22"/>
+                <w:szCs w:val="22"/>
+                <w:lang w:val="en-US"/>
+              </w:rPr>
+              <w:t xml:space="preserve"> nên không áp dụng được)</w:t>
             </w:r>
           </w:p>
         </w:tc>
@@ -5538,13 +5723,13 @@
                 <w:sz w:val="22"/>
                 <w:szCs w:val="22"/>
               </w:rPr>
-              <w:t>Quy trình Xác minh &amp; Nhận đồ An toàn</w:t>
-            </w:r>
-          </w:p>
-        </w:tc>
-        <w:tc>
-          <w:tcPr>
-            <w:tcW w:w="4752" w:type="dxa"/>
+              <w:t>Bản đồ Khuôn viên Trực quan</w:t>
+            </w:r>
+          </w:p>
+        </w:tc>
+        <w:tc>
+          <w:tcPr>
+            <w:tcW w:w="3834" w:type="dxa"/>
           </w:tcPr>
           <w:p>
             <w:pPr>
@@ -5564,38 +5749,42 @@
                 <w:sz w:val="22"/>
                 <w:szCs w:val="22"/>
               </w:rPr>
-              <w:t>Cung cấp luồng gửi yêu cầu nhận đồ (Claim Workflow); yêu cầu trả lời "Câu hỏi bảo mật" hoặc cung cấp bằng chứng trước khi mở khóa thông tin liên hệ để chống "nhận vơ"</w:t>
-            </w:r>
-            <w:r>
-              <w:rPr>
-                <w:rFonts w:hint="default" w:ascii="Segoe UI" w:hAnsi="Segoe UI" w:eastAsia="sans-serif" w:cs="Segoe UI"/>
-                <w:color w:val="1F1F1F"/>
+              <w:t>Tích hợp bản đồ trực quan hỗ trợ thả ghim (drop pin) vị trí chính xác rơi/nhặt đồ theo từng khu vực cụ thể (Thư viện, Căng-tin, Khu tự học).</w:t>
+            </w:r>
+          </w:p>
+        </w:tc>
+        <w:tc>
+          <w:tcPr>
+            <w:tcW w:w="2358" w:type="dxa"/>
+          </w:tcPr>
+          <w:p>
+            <w:pPr>
+              <w:spacing w:after="40"/>
+              <w:jc w:val="left"/>
+              <w:rPr>
+                <w:rFonts w:hint="default" w:ascii="Segoe UI" w:hAnsi="Segoe UI" w:cs="Segoe UI"/>
                 <w:sz w:val="22"/>
                 <w:szCs w:val="22"/>
-              </w:rPr>
-              <w:t>.</w:t>
-            </w:r>
-          </w:p>
-        </w:tc>
-        <w:tc>
-          <w:tcPr>
-            <w:tcW w:w="1440" w:type="dxa"/>
-          </w:tcPr>
-          <w:p>
-            <w:pPr>
-              <w:spacing w:after="40"/>
-              <w:jc w:val="left"/>
-              <w:rPr>
-                <w:rFonts w:hint="default" w:ascii="Segoe UI" w:hAnsi="Segoe UI" w:cs="Segoe UI"/>
                 <w:lang w:val="en-US"/>
               </w:rPr>
             </w:pPr>
             <w:r>
               <w:rPr>
                 <w:rFonts w:hint="default" w:ascii="Segoe UI" w:hAnsi="Segoe UI" w:cs="Segoe UI"/>
+                <w:sz w:val="22"/>
+                <w:szCs w:val="22"/>
                 <w:lang w:val="en-US"/>
               </w:rPr>
-              <w:t>Yes</w:t>
+              <w:t>No</w:t>
+            </w:r>
+            <w:r>
+              <w:rPr>
+                <w:rFonts w:hint="default" w:cs="Segoe UI"/>
+                <w:sz w:val="22"/>
+                <w:szCs w:val="22"/>
+                <w:lang w:val="en-US"/>
+              </w:rPr>
+              <w:t xml:space="preserve"> (Thay vì như thế mình có thể mô tả bằng text để đỡ lượng thông tin phải tải cho web)</w:t>
             </w:r>
           </w:p>
         </w:tc>
@@ -5663,13 +5852,13 @@
                 <w:sz w:val="22"/>
                 <w:szCs w:val="22"/>
               </w:rPr>
-              <w:t>Quản trị Nền tảng &amp; Kiểm duyệt</w:t>
-            </w:r>
-          </w:p>
-        </w:tc>
-        <w:tc>
-          <w:tcPr>
-            <w:tcW w:w="4752" w:type="dxa"/>
+              <w:t>Đối sánh Thông minh (AI Smart Matching)</w:t>
+            </w:r>
+          </w:p>
+        </w:tc>
+        <w:tc>
+          <w:tcPr>
+            <w:tcW w:w="3834" w:type="dxa"/>
           </w:tcPr>
           <w:p>
             <w:pPr>
@@ -5689,22 +5878,13 @@
                 <w:sz w:val="22"/>
                 <w:szCs w:val="22"/>
               </w:rPr>
-              <w:t>Công cụ dành cho Admin để kiểm duyệt nội dung, gỡ bỏ bài đăng sai sự thật, khóa tài khoản vi phạm và duyệt yêu cầu thêm trường đại học mới</w:t>
-            </w:r>
-            <w:r>
-              <w:rPr>
-                <w:rFonts w:hint="default" w:ascii="Segoe UI" w:hAnsi="Segoe UI" w:eastAsia="sans-serif" w:cs="Segoe UI"/>
-                <w:color w:val="1F1F1F"/>
-                <w:sz w:val="22"/>
-                <w:szCs w:val="22"/>
-              </w:rPr>
-              <w:t>.</w:t>
-            </w:r>
-          </w:p>
-        </w:tc>
-        <w:tc>
-          <w:tcPr>
-            <w:tcW w:w="1440" w:type="dxa"/>
+              <w:t>Tự động phân tích ngữ nghĩa nội dung bài đăng, tính % trùng khớp giữa bài "Mất đồ" và "Nhặt đồ" để tự động gửi thông báo gợi ý cho 2 bên.</w:t>
+            </w:r>
+          </w:p>
+        </w:tc>
+        <w:tc>
+          <w:tcPr>
+            <w:tcW w:w="2358" w:type="dxa"/>
           </w:tcPr>
           <w:p>
             <w:pPr>
@@ -5720,7 +5900,23 @@
                 <w:rFonts w:hint="default" w:ascii="Segoe UI" w:hAnsi="Segoe UI" w:cs="Segoe UI"/>
                 <w:lang w:val="en-US"/>
               </w:rPr>
-              <w:t>Yes</w:t>
+              <w:t>No</w:t>
+            </w:r>
+            <w:r>
+              <w:rPr>
+                <w:rFonts w:hint="default" w:cs="Segoe UI"/>
+                <w:lang w:val="en-US"/>
+              </w:rPr>
+              <w:t xml:space="preserve"> (Đây là phần nâng cao nên sẽ xem xét nếu web đã ổn định và</w:t>
+            </w:r>
+            <w:bookmarkStart w:id="25" w:name="_GoBack"/>
+            <w:bookmarkEnd w:id="25"/>
+            <w:r>
+              <w:rPr>
+                <w:rFonts w:hint="default" w:cs="Segoe UI"/>
+                <w:lang w:val="en-US"/>
+              </w:rPr>
+              <w:t xml:space="preserve"> có đủ thời gian phát triển)</w:t>
             </w:r>
           </w:p>
         </w:tc>
@@ -6317,18 +6513,7 @@
           <w:sz w:val="22"/>
           <w:szCs w:val="22"/>
         </w:rPr>
-        <w:t xml:space="preserve"> Nhóm gồm 5 thành viên (Trưởng nhóm, Web Designer, Developer, Tester, BA) hoàn thành dự án trong khoảng 3 tuần lập trình (tuần 8–10) bằng cách tập trung ưu tiên các tính năng Must-have cốt lõi</w:t>
-      </w:r>
-      <w:bookmarkStart w:id="25" w:name="_GoBack"/>
-      <w:bookmarkEnd w:id="25"/>
-      <w:r>
-        <w:rPr>
-          <w:rFonts w:hint="default" w:ascii="Segoe UI" w:hAnsi="Segoe UI" w:eastAsia="sans-serif" w:cs="Segoe UI"/>
-          <w:color w:val="1F1F1F"/>
-          <w:sz w:val="22"/>
-          <w:szCs w:val="22"/>
-        </w:rPr>
-        <w:t>.</w:t>
+        <w:t xml:space="preserve"> Nhóm gồm 5 thành viên (Trưởng nhóm, Web Designer, Developer, Tester, BA) hoàn thành dự án trong khoảng 3 tuần lập trình (tuần 8–10) bằng cách tập trung ưu tiên các tính năng Must-have cốt lõi.</w:t>
       </w:r>
     </w:p>
     <w:p>
